--- a/2026/Практиктическая 1.1.docx
+++ b/2026/Практиктическая 1.1.docx
@@ -4,7 +4,7 @@
   <w:body>
     <w:p>
       <w:pPr>
-        <w:pStyle w:val="a3"/>
+        <w:pStyle w:val="a"/>
       </w:pPr>
       <w:r>
         <w:t>Практическое задание №1</w:t>
@@ -12,11 +12,14 @@
     </w:p>
     <w:p>
       <w:pPr>
-        <w:pStyle w:val="a5"/>
+        <w:pStyle w:val="a1"/>
         <w:ind w:firstLine="0"/>
         <w:jc w:val="center"/>
       </w:pPr>
       <w:r>
+        <w:rPr>
+          <w:noProof/>
+        </w:rPr>
         <w:drawing>
           <wp:inline distT="0" distB="0" distL="0" distR="0" wp14:anchorId="1FE0359D" wp14:editId="777598F4">
             <wp:extent cx="2362530" cy="2181529"/>
@@ -56,22 +59,67 @@
     </w:p>
     <w:p>
       <w:pPr>
-        <w:pStyle w:val="a3"/>
+        <w:pStyle w:val="a1"/>
+        <w:ind w:firstLine="0"/>
+        <w:jc w:val="center"/>
       </w:pPr>
       <w:r>
-        <w:t>Практическое задание №</w:t>
-      </w:r>
-      <w:r>
-        <w:t>2</w:t>
+        <w:drawing>
+          <wp:inline distT="0" distB="0" distL="0" distR="0" wp14:anchorId="4D2B9CD2" wp14:editId="7CEEB226">
+            <wp:extent cx="5940425" cy="5500370"/>
+            <wp:effectExtent l="0" t="0" r="3175" b="5080"/>
+            <wp:docPr id="1830249008" name="Picture 1"/>
+            <wp:cNvGraphicFramePr>
+              <a:graphicFrameLocks xmlns:a="http://schemas.openxmlformats.org/drawingml/2006/main" noChangeAspect="1"/>
+            </wp:cNvGraphicFramePr>
+            <a:graphic xmlns:a="http://schemas.openxmlformats.org/drawingml/2006/main">
+              <a:graphicData uri="http://schemas.openxmlformats.org/drawingml/2006/picture">
+                <pic:pic xmlns:pic="http://schemas.openxmlformats.org/drawingml/2006/picture">
+                  <pic:nvPicPr>
+                    <pic:cNvPr id="1830249008" name=""/>
+                    <pic:cNvPicPr/>
+                  </pic:nvPicPr>
+                  <pic:blipFill>
+                    <a:blip r:embed="rId5"/>
+                    <a:stretch>
+                      <a:fillRect/>
+                    </a:stretch>
+                  </pic:blipFill>
+                  <pic:spPr>
+                    <a:xfrm>
+                      <a:off x="0" y="0"/>
+                      <a:ext cx="5940425" cy="5500370"/>
+                    </a:xfrm>
+                    <a:prstGeom prst="rect">
+                      <a:avLst/>
+                    </a:prstGeom>
+                  </pic:spPr>
+                </pic:pic>
+              </a:graphicData>
+            </a:graphic>
+          </wp:inline>
+        </w:drawing>
       </w:r>
     </w:p>
     <w:p>
       <w:pPr>
-        <w:pStyle w:val="a5"/>
+        <w:pStyle w:val="a"/>
+      </w:pPr>
+      <w:r>
+        <w:lastRenderedPageBreak/>
+        <w:t>Практическое задание №2</w:t>
+      </w:r>
+    </w:p>
+    <w:p>
+      <w:pPr>
+        <w:pStyle w:val="a1"/>
         <w:ind w:firstLine="0"/>
         <w:jc w:val="center"/>
       </w:pPr>
       <w:r>
+        <w:rPr>
+          <w:noProof/>
+        </w:rPr>
         <w:drawing>
           <wp:inline distT="0" distB="0" distL="0" distR="0" wp14:anchorId="11A5DD91" wp14:editId="2331BC53">
             <wp:extent cx="4010585" cy="2838846"/>
@@ -88,7 +136,7 @@
                     <pic:cNvPicPr/>
                   </pic:nvPicPr>
                   <pic:blipFill>
-                    <a:blip r:embed="rId5"/>
+                    <a:blip r:embed="rId6"/>
                     <a:stretch>
                       <a:fillRect/>
                     </a:stretch>
@@ -111,21 +159,21 @@
     </w:p>
     <w:p>
       <w:pPr>
-        <w:pStyle w:val="a3"/>
+        <w:pStyle w:val="a"/>
       </w:pPr>
       <w:r>
-        <w:t>Практическое задание №</w:t>
-      </w:r>
-      <w:r>
-        <w:t>3</w:t>
+        <w:t>Практическое задание №3</w:t>
       </w:r>
     </w:p>
     <w:p>
       <w:pPr>
-        <w:pStyle w:val="a5"/>
+        <w:pStyle w:val="a1"/>
         <w:ind w:firstLine="0"/>
       </w:pPr>
       <w:r>
+        <w:rPr>
+          <w:noProof/>
+        </w:rPr>
         <w:drawing>
           <wp:inline distT="0" distB="0" distL="0" distR="0" wp14:anchorId="4441B4EA" wp14:editId="7636C4CB">
             <wp:extent cx="5940425" cy="800100"/>
@@ -142,7 +190,7 @@
                     <pic:cNvPicPr/>
                   </pic:nvPicPr>
                   <pic:blipFill>
-                    <a:blip r:embed="rId6"/>
+                    <a:blip r:embed="rId7"/>
                     <a:stretch>
                       <a:fillRect/>
                     </a:stretch>
@@ -165,9 +213,414 @@
     </w:p>
     <w:p>
       <w:pPr>
-        <w:pStyle w:val="a5"/>
+        <w:pStyle w:val="a1"/>
         <w:ind w:firstLine="0"/>
+        <w:jc w:val="center"/>
+        <w:rPr>
+          <w:lang w:val="en-US"/>
+        </w:rPr>
       </w:pPr>
+      <w:r>
+        <w:drawing>
+          <wp:inline distT="0" distB="0" distL="0" distR="0" wp14:anchorId="6270924C" wp14:editId="13A95550">
+            <wp:extent cx="3743847" cy="2867425"/>
+            <wp:effectExtent l="0" t="0" r="9525" b="9525"/>
+            <wp:docPr id="2005600209" name="Picture 1"/>
+            <wp:cNvGraphicFramePr>
+              <a:graphicFrameLocks xmlns:a="http://schemas.openxmlformats.org/drawingml/2006/main" noChangeAspect="1"/>
+            </wp:cNvGraphicFramePr>
+            <a:graphic xmlns:a="http://schemas.openxmlformats.org/drawingml/2006/main">
+              <a:graphicData uri="http://schemas.openxmlformats.org/drawingml/2006/picture">
+                <pic:pic xmlns:pic="http://schemas.openxmlformats.org/drawingml/2006/picture">
+                  <pic:nvPicPr>
+                    <pic:cNvPr id="2005600209" name=""/>
+                    <pic:cNvPicPr/>
+                  </pic:nvPicPr>
+                  <pic:blipFill>
+                    <a:blip r:embed="rId8"/>
+                    <a:stretch>
+                      <a:fillRect/>
+                    </a:stretch>
+                  </pic:blipFill>
+                  <pic:spPr>
+                    <a:xfrm>
+                      <a:off x="0" y="0"/>
+                      <a:ext cx="3743847" cy="2867425"/>
+                    </a:xfrm>
+                    <a:prstGeom prst="rect">
+                      <a:avLst/>
+                    </a:prstGeom>
+                  </pic:spPr>
+                </pic:pic>
+              </a:graphicData>
+            </a:graphic>
+          </wp:inline>
+        </w:drawing>
+      </w:r>
+    </w:p>
+    <w:p>
+      <w:pPr>
+        <w:pStyle w:val="a1"/>
+        <w:ind w:firstLine="0"/>
+        <w:jc w:val="center"/>
+        <w:rPr>
+          <w:lang w:val="en-US"/>
+        </w:rPr>
+      </w:pPr>
+      <w:r>
+        <w:rPr>
+          <w:lang w:val="en-US"/>
+        </w:rPr>
+        <w:lastRenderedPageBreak/>
+        <w:drawing>
+          <wp:inline distT="0" distB="0" distL="0" distR="0" wp14:anchorId="0FA82480" wp14:editId="408D07F5">
+            <wp:extent cx="5830114" cy="6192114"/>
+            <wp:effectExtent l="0" t="0" r="0" b="0"/>
+            <wp:docPr id="1762210499" name="Picture 1"/>
+            <wp:cNvGraphicFramePr>
+              <a:graphicFrameLocks xmlns:a="http://schemas.openxmlformats.org/drawingml/2006/main" noChangeAspect="1"/>
+            </wp:cNvGraphicFramePr>
+            <a:graphic xmlns:a="http://schemas.openxmlformats.org/drawingml/2006/main">
+              <a:graphicData uri="http://schemas.openxmlformats.org/drawingml/2006/picture">
+                <pic:pic xmlns:pic="http://schemas.openxmlformats.org/drawingml/2006/picture">
+                  <pic:nvPicPr>
+                    <pic:cNvPr id="1762210499" name=""/>
+                    <pic:cNvPicPr/>
+                  </pic:nvPicPr>
+                  <pic:blipFill>
+                    <a:blip r:embed="rId9"/>
+                    <a:stretch>
+                      <a:fillRect/>
+                    </a:stretch>
+                  </pic:blipFill>
+                  <pic:spPr>
+                    <a:xfrm>
+                      <a:off x="0" y="0"/>
+                      <a:ext cx="5830114" cy="6192114"/>
+                    </a:xfrm>
+                    <a:prstGeom prst="rect">
+                      <a:avLst/>
+                    </a:prstGeom>
+                  </pic:spPr>
+                </pic:pic>
+              </a:graphicData>
+            </a:graphic>
+          </wp:inline>
+        </w:drawing>
+      </w:r>
+    </w:p>
+    <w:p>
+      <w:pPr>
+        <w:pStyle w:val="a1"/>
+        <w:ind w:firstLine="0"/>
+        <w:jc w:val="center"/>
+        <w:rPr>
+          <w:lang w:val="en-US"/>
+        </w:rPr>
+      </w:pPr>
+    </w:p>
+    <w:p>
+      <w:pPr>
+        <w:pStyle w:val="a"/>
+        <w:rPr>
+          <w:lang w:val="en-US"/>
+        </w:rPr>
+      </w:pPr>
+      <w:r>
+        <w:lastRenderedPageBreak/>
+        <w:t>Практическое задание №</w:t>
+      </w:r>
+      <w:r>
+        <w:rPr>
+          <w:lang w:val="en-US"/>
+        </w:rPr>
+        <w:t>4</w:t>
+      </w:r>
+    </w:p>
+    <w:p>
+      <w:pPr>
+        <w:pStyle w:val="a"/>
+        <w:rPr>
+          <w:lang w:val="en-US"/>
+        </w:rPr>
+      </w:pPr>
+      <w:r>
+        <w:rPr>
+          <w:lang w:val="en-US"/>
+        </w:rPr>
+        <w:drawing>
+          <wp:inline distT="0" distB="0" distL="0" distR="0" wp14:anchorId="4C4A338F" wp14:editId="55A8CB57">
+            <wp:extent cx="4791744" cy="2229161"/>
+            <wp:effectExtent l="0" t="0" r="8890" b="0"/>
+            <wp:docPr id="1971521290" name="Picture 1"/>
+            <wp:cNvGraphicFramePr>
+              <a:graphicFrameLocks xmlns:a="http://schemas.openxmlformats.org/drawingml/2006/main" noChangeAspect="1"/>
+            </wp:cNvGraphicFramePr>
+            <a:graphic xmlns:a="http://schemas.openxmlformats.org/drawingml/2006/main">
+              <a:graphicData uri="http://schemas.openxmlformats.org/drawingml/2006/picture">
+                <pic:pic xmlns:pic="http://schemas.openxmlformats.org/drawingml/2006/picture">
+                  <pic:nvPicPr>
+                    <pic:cNvPr id="1971521290" name=""/>
+                    <pic:cNvPicPr/>
+                  </pic:nvPicPr>
+                  <pic:blipFill>
+                    <a:blip r:embed="rId10"/>
+                    <a:stretch>
+                      <a:fillRect/>
+                    </a:stretch>
+                  </pic:blipFill>
+                  <pic:spPr>
+                    <a:xfrm>
+                      <a:off x="0" y="0"/>
+                      <a:ext cx="4791744" cy="2229161"/>
+                    </a:xfrm>
+                    <a:prstGeom prst="rect">
+                      <a:avLst/>
+                    </a:prstGeom>
+                  </pic:spPr>
+                </pic:pic>
+              </a:graphicData>
+            </a:graphic>
+          </wp:inline>
+        </w:drawing>
+      </w:r>
+    </w:p>
+    <w:p>
+      <w:pPr>
+        <w:pStyle w:val="a"/>
+        <w:rPr>
+          <w:lang w:val="en-US"/>
+        </w:rPr>
+      </w:pPr>
+      <w:r>
+        <w:t>Практическое задание №</w:t>
+      </w:r>
+      <w:r>
+        <w:rPr>
+          <w:lang w:val="en-US"/>
+        </w:rPr>
+        <w:t>5</w:t>
+      </w:r>
+    </w:p>
+    <w:p>
+      <w:pPr>
+        <w:pStyle w:val="a"/>
+        <w:rPr>
+          <w:lang w:val="en-US"/>
+        </w:rPr>
+      </w:pPr>
+      <w:r>
+        <w:rPr>
+          <w:lang w:val="en-US"/>
+        </w:rPr>
+        <w:drawing>
+          <wp:inline distT="0" distB="0" distL="0" distR="0" wp14:anchorId="2B13660C" wp14:editId="0DECEC1D">
+            <wp:extent cx="5940425" cy="1914525"/>
+            <wp:effectExtent l="0" t="0" r="3175" b="9525"/>
+            <wp:docPr id="841448764" name="Picture 1"/>
+            <wp:cNvGraphicFramePr>
+              <a:graphicFrameLocks xmlns:a="http://schemas.openxmlformats.org/drawingml/2006/main" noChangeAspect="1"/>
+            </wp:cNvGraphicFramePr>
+            <a:graphic xmlns:a="http://schemas.openxmlformats.org/drawingml/2006/main">
+              <a:graphicData uri="http://schemas.openxmlformats.org/drawingml/2006/picture">
+                <pic:pic xmlns:pic="http://schemas.openxmlformats.org/drawingml/2006/picture">
+                  <pic:nvPicPr>
+                    <pic:cNvPr id="841448764" name=""/>
+                    <pic:cNvPicPr/>
+                  </pic:nvPicPr>
+                  <pic:blipFill>
+                    <a:blip r:embed="rId11"/>
+                    <a:stretch>
+                      <a:fillRect/>
+                    </a:stretch>
+                  </pic:blipFill>
+                  <pic:spPr>
+                    <a:xfrm>
+                      <a:off x="0" y="0"/>
+                      <a:ext cx="5940425" cy="1914525"/>
+                    </a:xfrm>
+                    <a:prstGeom prst="rect">
+                      <a:avLst/>
+                    </a:prstGeom>
+                  </pic:spPr>
+                </pic:pic>
+              </a:graphicData>
+            </a:graphic>
+          </wp:inline>
+        </w:drawing>
+      </w:r>
+    </w:p>
+    <w:p>
+      <w:pPr>
+        <w:pStyle w:val="a"/>
+      </w:pPr>
+      <w:r>
+        <w:rPr>
+          <w:lang w:val="en-US"/>
+        </w:rPr>
+        <w:drawing>
+          <wp:inline distT="0" distB="0" distL="0" distR="0" wp14:anchorId="353AD6B6" wp14:editId="2FB1FA85">
+            <wp:extent cx="4371975" cy="4206711"/>
+            <wp:effectExtent l="0" t="0" r="0" b="3810"/>
+            <wp:docPr id="576408732" name="Picture 1"/>
+            <wp:cNvGraphicFramePr>
+              <a:graphicFrameLocks xmlns:a="http://schemas.openxmlformats.org/drawingml/2006/main" noChangeAspect="1"/>
+            </wp:cNvGraphicFramePr>
+            <a:graphic xmlns:a="http://schemas.openxmlformats.org/drawingml/2006/main">
+              <a:graphicData uri="http://schemas.openxmlformats.org/drawingml/2006/picture">
+                <pic:pic xmlns:pic="http://schemas.openxmlformats.org/drawingml/2006/picture">
+                  <pic:nvPicPr>
+                    <pic:cNvPr id="576408732" name=""/>
+                    <pic:cNvPicPr/>
+                  </pic:nvPicPr>
+                  <pic:blipFill>
+                    <a:blip r:embed="rId12"/>
+                    <a:stretch>
+                      <a:fillRect/>
+                    </a:stretch>
+                  </pic:blipFill>
+                  <pic:spPr>
+                    <a:xfrm>
+                      <a:off x="0" y="0"/>
+                      <a:ext cx="4374160" cy="4208813"/>
+                    </a:xfrm>
+                    <a:prstGeom prst="rect">
+                      <a:avLst/>
+                    </a:prstGeom>
+                  </pic:spPr>
+                </pic:pic>
+              </a:graphicData>
+            </a:graphic>
+          </wp:inline>
+        </w:drawing>
+      </w:r>
+    </w:p>
+    <w:p>
+      <w:pPr>
+        <w:pStyle w:val="a"/>
+      </w:pPr>
+      <w:r>
+        <w:lastRenderedPageBreak/>
+        <w:drawing>
+          <wp:inline distT="0" distB="0" distL="0" distR="0" wp14:anchorId="307609C9" wp14:editId="3B624234">
+            <wp:extent cx="5410955" cy="2457793"/>
+            <wp:effectExtent l="0" t="0" r="0" b="0"/>
+            <wp:docPr id="245823718" name="Picture 1"/>
+            <wp:cNvGraphicFramePr>
+              <a:graphicFrameLocks xmlns:a="http://schemas.openxmlformats.org/drawingml/2006/main" noChangeAspect="1"/>
+            </wp:cNvGraphicFramePr>
+            <a:graphic xmlns:a="http://schemas.openxmlformats.org/drawingml/2006/main">
+              <a:graphicData uri="http://schemas.openxmlformats.org/drawingml/2006/picture">
+                <pic:pic xmlns:pic="http://schemas.openxmlformats.org/drawingml/2006/picture">
+                  <pic:nvPicPr>
+                    <pic:cNvPr id="245823718" name=""/>
+                    <pic:cNvPicPr/>
+                  </pic:nvPicPr>
+                  <pic:blipFill>
+                    <a:blip r:embed="rId13"/>
+                    <a:stretch>
+                      <a:fillRect/>
+                    </a:stretch>
+                  </pic:blipFill>
+                  <pic:spPr>
+                    <a:xfrm>
+                      <a:off x="0" y="0"/>
+                      <a:ext cx="5410955" cy="2457793"/>
+                    </a:xfrm>
+                    <a:prstGeom prst="rect">
+                      <a:avLst/>
+                    </a:prstGeom>
+                  </pic:spPr>
+                </pic:pic>
+              </a:graphicData>
+            </a:graphic>
+          </wp:inline>
+        </w:drawing>
+      </w:r>
+    </w:p>
+    <w:p>
+      <w:pPr>
+        <w:pStyle w:val="a"/>
+      </w:pPr>
+      <w:r>
+        <w:drawing>
+          <wp:inline distT="0" distB="0" distL="0" distR="0" wp14:anchorId="6A81995E" wp14:editId="28DEF6C5">
+            <wp:extent cx="5940425" cy="1545590"/>
+            <wp:effectExtent l="0" t="0" r="3175" b="0"/>
+            <wp:docPr id="1031541549" name="Picture 1"/>
+            <wp:cNvGraphicFramePr>
+              <a:graphicFrameLocks xmlns:a="http://schemas.openxmlformats.org/drawingml/2006/main" noChangeAspect="1"/>
+            </wp:cNvGraphicFramePr>
+            <a:graphic xmlns:a="http://schemas.openxmlformats.org/drawingml/2006/main">
+              <a:graphicData uri="http://schemas.openxmlformats.org/drawingml/2006/picture">
+                <pic:pic xmlns:pic="http://schemas.openxmlformats.org/drawingml/2006/picture">
+                  <pic:nvPicPr>
+                    <pic:cNvPr id="1031541549" name=""/>
+                    <pic:cNvPicPr/>
+                  </pic:nvPicPr>
+                  <pic:blipFill>
+                    <a:blip r:embed="rId14"/>
+                    <a:stretch>
+                      <a:fillRect/>
+                    </a:stretch>
+                  </pic:blipFill>
+                  <pic:spPr>
+                    <a:xfrm>
+                      <a:off x="0" y="0"/>
+                      <a:ext cx="5940425" cy="1545590"/>
+                    </a:xfrm>
+                    <a:prstGeom prst="rect">
+                      <a:avLst/>
+                    </a:prstGeom>
+                  </pic:spPr>
+                </pic:pic>
+              </a:graphicData>
+            </a:graphic>
+          </wp:inline>
+        </w:drawing>
+      </w:r>
+    </w:p>
+    <w:p>
+      <w:pPr>
+        <w:pStyle w:val="a"/>
+      </w:pPr>
+      <w:r>
+        <w:drawing>
+          <wp:inline distT="0" distB="0" distL="0" distR="0" wp14:anchorId="5DB61B73" wp14:editId="36B69DF2">
+            <wp:extent cx="5940425" cy="1776095"/>
+            <wp:effectExtent l="0" t="0" r="3175" b="0"/>
+            <wp:docPr id="1988447994" name="Picture 1"/>
+            <wp:cNvGraphicFramePr>
+              <a:graphicFrameLocks xmlns:a="http://schemas.openxmlformats.org/drawingml/2006/main" noChangeAspect="1"/>
+            </wp:cNvGraphicFramePr>
+            <a:graphic xmlns:a="http://schemas.openxmlformats.org/drawingml/2006/main">
+              <a:graphicData uri="http://schemas.openxmlformats.org/drawingml/2006/picture">
+                <pic:pic xmlns:pic="http://schemas.openxmlformats.org/drawingml/2006/picture">
+                  <pic:nvPicPr>
+                    <pic:cNvPr id="1988447994" name=""/>
+                    <pic:cNvPicPr/>
+                  </pic:nvPicPr>
+                  <pic:blipFill>
+                    <a:blip r:embed="rId15"/>
+                    <a:stretch>
+                      <a:fillRect/>
+                    </a:stretch>
+                  </pic:blipFill>
+                  <pic:spPr>
+                    <a:xfrm>
+                      <a:off x="0" y="0"/>
+                      <a:ext cx="5940425" cy="1776095"/>
+                    </a:xfrm>
+                    <a:prstGeom prst="rect">
+                      <a:avLst/>
+                    </a:prstGeom>
+                  </pic:spPr>
+                </pic:pic>
+              </a:graphicData>
+            </a:graphic>
+          </wp:inline>
+        </w:drawing>
+      </w:r>
     </w:p>
     <w:sectPr>
       <w:pgSz w:w="11906" w:h="16838"/>
@@ -576,15 +1029,15 @@
     <w:lsdException w:name="Unresolved Mention" w:semiHidden="1" w:unhideWhenUsed="1"/>
     <w:lsdException w:name="Smart Link" w:semiHidden="1" w:unhideWhenUsed="1"/>
   </w:latentStyles>
-  <w:style w:type="paragraph" w:default="1" w:styleId="a">
+  <w:style w:type="paragraph" w:default="1" w:styleId="Normal">
     <w:name w:val="Normal"/>
     <w:qFormat/>
   </w:style>
-  <w:style w:type="paragraph" w:styleId="1">
+  <w:style w:type="paragraph" w:styleId="Heading1">
     <w:name w:val="heading 1"/>
-    <w:basedOn w:val="a"/>
-    <w:next w:val="a"/>
-    <w:link w:val="10"/>
+    <w:basedOn w:val="Normal"/>
+    <w:next w:val="Normal"/>
+    <w:link w:val="Heading1Char"/>
     <w:uiPriority w:val="9"/>
     <w:qFormat/>
     <w:rsid w:val="004C1113"/>
@@ -601,11 +1054,11 @@
       <w:szCs w:val="40"/>
     </w:rPr>
   </w:style>
-  <w:style w:type="paragraph" w:styleId="2">
+  <w:style w:type="paragraph" w:styleId="Heading2">
     <w:name w:val="heading 2"/>
-    <w:basedOn w:val="a"/>
-    <w:next w:val="a"/>
-    <w:link w:val="20"/>
+    <w:basedOn w:val="Normal"/>
+    <w:next w:val="Normal"/>
+    <w:link w:val="Heading2Char"/>
     <w:uiPriority w:val="9"/>
     <w:semiHidden/>
     <w:unhideWhenUsed/>
@@ -624,11 +1077,11 @@
       <w:szCs w:val="32"/>
     </w:rPr>
   </w:style>
-  <w:style w:type="paragraph" w:styleId="3">
+  <w:style w:type="paragraph" w:styleId="Heading3">
     <w:name w:val="heading 3"/>
-    <w:basedOn w:val="a"/>
-    <w:next w:val="a"/>
-    <w:link w:val="30"/>
+    <w:basedOn w:val="Normal"/>
+    <w:next w:val="Normal"/>
+    <w:link w:val="Heading3Char"/>
     <w:uiPriority w:val="9"/>
     <w:semiHidden/>
     <w:unhideWhenUsed/>
@@ -647,11 +1100,11 @@
       <w:szCs w:val="28"/>
     </w:rPr>
   </w:style>
-  <w:style w:type="paragraph" w:styleId="4">
+  <w:style w:type="paragraph" w:styleId="Heading4">
     <w:name w:val="heading 4"/>
-    <w:basedOn w:val="a"/>
-    <w:next w:val="a"/>
-    <w:link w:val="40"/>
+    <w:basedOn w:val="Normal"/>
+    <w:next w:val="Normal"/>
+    <w:link w:val="Heading4Char"/>
     <w:uiPriority w:val="9"/>
     <w:semiHidden/>
     <w:unhideWhenUsed/>
@@ -670,11 +1123,11 @@
       <w:color w:val="0F4761" w:themeColor="accent1" w:themeShade="BF"/>
     </w:rPr>
   </w:style>
-  <w:style w:type="paragraph" w:styleId="5">
+  <w:style w:type="paragraph" w:styleId="Heading5">
     <w:name w:val="heading 5"/>
-    <w:basedOn w:val="a"/>
-    <w:next w:val="a"/>
-    <w:link w:val="50"/>
+    <w:basedOn w:val="Normal"/>
+    <w:next w:val="Normal"/>
+    <w:link w:val="Heading5Char"/>
     <w:uiPriority w:val="9"/>
     <w:semiHidden/>
     <w:unhideWhenUsed/>
@@ -691,11 +1144,11 @@
       <w:color w:val="0F4761" w:themeColor="accent1" w:themeShade="BF"/>
     </w:rPr>
   </w:style>
-  <w:style w:type="paragraph" w:styleId="6">
+  <w:style w:type="paragraph" w:styleId="Heading6">
     <w:name w:val="heading 6"/>
-    <w:basedOn w:val="a"/>
-    <w:next w:val="a"/>
-    <w:link w:val="60"/>
+    <w:basedOn w:val="Normal"/>
+    <w:next w:val="Normal"/>
+    <w:link w:val="Heading6Char"/>
     <w:uiPriority w:val="9"/>
     <w:semiHidden/>
     <w:unhideWhenUsed/>
@@ -714,11 +1167,11 @@
       <w:color w:val="595959" w:themeColor="text1" w:themeTint="A6"/>
     </w:rPr>
   </w:style>
-  <w:style w:type="paragraph" w:styleId="7">
+  <w:style w:type="paragraph" w:styleId="Heading7">
     <w:name w:val="heading 7"/>
-    <w:basedOn w:val="a"/>
-    <w:next w:val="a"/>
-    <w:link w:val="70"/>
+    <w:basedOn w:val="Normal"/>
+    <w:next w:val="Normal"/>
+    <w:link w:val="Heading7Char"/>
     <w:uiPriority w:val="9"/>
     <w:semiHidden/>
     <w:unhideWhenUsed/>
@@ -735,11 +1188,11 @@
       <w:color w:val="595959" w:themeColor="text1" w:themeTint="A6"/>
     </w:rPr>
   </w:style>
-  <w:style w:type="paragraph" w:styleId="8">
+  <w:style w:type="paragraph" w:styleId="Heading8">
     <w:name w:val="heading 8"/>
-    <w:basedOn w:val="a"/>
-    <w:next w:val="a"/>
-    <w:link w:val="80"/>
+    <w:basedOn w:val="Normal"/>
+    <w:next w:val="Normal"/>
+    <w:link w:val="Heading8Char"/>
     <w:uiPriority w:val="9"/>
     <w:semiHidden/>
     <w:unhideWhenUsed/>
@@ -758,11 +1211,11 @@
       <w:color w:val="272727" w:themeColor="text1" w:themeTint="D8"/>
     </w:rPr>
   </w:style>
-  <w:style w:type="paragraph" w:styleId="9">
+  <w:style w:type="paragraph" w:styleId="Heading9">
     <w:name w:val="heading 9"/>
-    <w:basedOn w:val="a"/>
-    <w:next w:val="a"/>
-    <w:link w:val="90"/>
+    <w:basedOn w:val="Normal"/>
+    <w:next w:val="Normal"/>
+    <w:link w:val="Heading9Char"/>
     <w:uiPriority w:val="9"/>
     <w:semiHidden/>
     <w:unhideWhenUsed/>
@@ -779,13 +1232,13 @@
       <w:color w:val="272727" w:themeColor="text1" w:themeTint="D8"/>
     </w:rPr>
   </w:style>
-  <w:style w:type="character" w:default="1" w:styleId="a0">
+  <w:style w:type="character" w:default="1" w:styleId="DefaultParagraphFont">
     <w:name w:val="Default Paragraph Font"/>
     <w:uiPriority w:val="1"/>
     <w:semiHidden/>
     <w:unhideWhenUsed/>
   </w:style>
-  <w:style w:type="table" w:default="1" w:styleId="a1">
+  <w:style w:type="table" w:default="1" w:styleId="TableNormal">
     <w:name w:val="Normal Table"/>
     <w:uiPriority w:val="99"/>
     <w:semiHidden/>
@@ -800,16 +1253,16 @@
       </w:tblCellMar>
     </w:tblPr>
   </w:style>
-  <w:style w:type="numbering" w:default="1" w:styleId="a2">
+  <w:style w:type="numbering" w:default="1" w:styleId="NoList">
     <w:name w:val="No List"/>
     <w:uiPriority w:val="99"/>
     <w:semiHidden/>
     <w:unhideWhenUsed/>
   </w:style>
-  <w:style w:type="paragraph" w:customStyle="1" w:styleId="a3">
+  <w:style w:type="paragraph" w:customStyle="1" w:styleId="a">
     <w:name w:val="Гост Заголовок"/>
-    <w:basedOn w:val="1"/>
-    <w:link w:val="a4"/>
+    <w:basedOn w:val="Heading1"/>
+    <w:link w:val="a0"/>
     <w:qFormat/>
     <w:rsid w:val="004C1113"/>
     <w:pPr>
@@ -827,10 +1280,10 @@
       <w14:ligatures w14:val="none"/>
     </w:rPr>
   </w:style>
-  <w:style w:type="character" w:customStyle="1" w:styleId="a4">
+  <w:style w:type="character" w:customStyle="1" w:styleId="a0">
     <w:name w:val="Гост Заголовок Знак"/>
-    <w:basedOn w:val="a0"/>
-    <w:link w:val="a3"/>
+    <w:basedOn w:val="DefaultParagraphFont"/>
+    <w:link w:val="a"/>
     <w:rsid w:val="004C1113"/>
     <w:rPr>
       <w:rFonts w:ascii="Times New Roman" w:eastAsiaTheme="majorEastAsia" w:hAnsi="Times New Roman" w:cstheme="majorBidi"/>
@@ -842,10 +1295,10 @@
       <w14:ligatures w14:val="none"/>
     </w:rPr>
   </w:style>
-  <w:style w:type="character" w:customStyle="1" w:styleId="10">
-    <w:name w:val="Заголовок 1 Знак"/>
-    <w:basedOn w:val="a0"/>
-    <w:link w:val="1"/>
+  <w:style w:type="character" w:customStyle="1" w:styleId="Heading1Char">
+    <w:name w:val="Heading 1 Char"/>
+    <w:basedOn w:val="DefaultParagraphFont"/>
+    <w:link w:val="Heading1"/>
     <w:uiPriority w:val="9"/>
     <w:rsid w:val="004C1113"/>
     <w:rPr>
@@ -855,16 +1308,16 @@
       <w:szCs w:val="40"/>
     </w:rPr>
   </w:style>
-  <w:style w:type="paragraph" w:customStyle="1" w:styleId="21">
+  <w:style w:type="paragraph" w:customStyle="1" w:styleId="2">
     <w:name w:val="Гост Заголовок 2"/>
-    <w:basedOn w:val="a3"/>
+    <w:basedOn w:val="a"/>
     <w:qFormat/>
     <w:rsid w:val="004C1113"/>
   </w:style>
-  <w:style w:type="paragraph" w:customStyle="1" w:styleId="a5">
+  <w:style w:type="paragraph" w:customStyle="1" w:styleId="a1">
     <w:name w:val="ГОСТ Обычный текст"/>
-    <w:basedOn w:val="a"/>
-    <w:link w:val="a6"/>
+    <w:basedOn w:val="Normal"/>
+    <w:link w:val="a2"/>
     <w:qFormat/>
     <w:rsid w:val="004C1113"/>
     <w:pPr>
@@ -880,10 +1333,10 @@
       <w14:ligatures w14:val="none"/>
     </w:rPr>
   </w:style>
-  <w:style w:type="character" w:customStyle="1" w:styleId="a6">
+  <w:style w:type="character" w:customStyle="1" w:styleId="a2">
     <w:name w:val="ГОСТ Обычный текст Знак"/>
-    <w:basedOn w:val="a0"/>
-    <w:link w:val="a5"/>
+    <w:basedOn w:val="DefaultParagraphFont"/>
+    <w:link w:val="a1"/>
     <w:rsid w:val="004C1113"/>
     <w:rPr>
       <w:rFonts w:ascii="Times New Roman" w:hAnsi="Times New Roman" w:cs="Times New Roman"/>
@@ -893,10 +1346,10 @@
       <w14:ligatures w14:val="none"/>
     </w:rPr>
   </w:style>
-  <w:style w:type="paragraph" w:styleId="a7">
+  <w:style w:type="paragraph" w:styleId="TOCHeading">
     <w:name w:val="TOC Heading"/>
-    <w:basedOn w:val="1"/>
-    <w:next w:val="a"/>
+    <w:basedOn w:val="Heading1"/>
+    <w:next w:val="Normal"/>
     <w:uiPriority w:val="39"/>
     <w:unhideWhenUsed/>
     <w:qFormat/>
@@ -913,9 +1366,9 @@
       <w14:ligatures w14:val="none"/>
     </w:rPr>
   </w:style>
-  <w:style w:type="paragraph" w:customStyle="1" w:styleId="11">
+  <w:style w:type="paragraph" w:customStyle="1" w:styleId="1">
     <w:name w:val="Заголовок_1_Стандарт"/>
-    <w:basedOn w:val="1"/>
+    <w:basedOn w:val="Heading1"/>
     <w:qFormat/>
     <w:rsid w:val="00DC55CF"/>
     <w:pPr>
@@ -935,9 +1388,9 @@
       <w14:ligatures w14:val="none"/>
     </w:rPr>
   </w:style>
-  <w:style w:type="paragraph" w:customStyle="1" w:styleId="22">
+  <w:style w:type="paragraph" w:customStyle="1" w:styleId="20">
     <w:name w:val="Заголовок_2_Стандарт"/>
-    <w:basedOn w:val="2"/>
+    <w:basedOn w:val="Heading2"/>
     <w:qFormat/>
     <w:rsid w:val="00DC55CF"/>
     <w:pPr>
@@ -955,10 +1408,10 @@
       <w14:ligatures w14:val="none"/>
     </w:rPr>
   </w:style>
-  <w:style w:type="character" w:customStyle="1" w:styleId="20">
-    <w:name w:val="Заголовок 2 Знак"/>
-    <w:basedOn w:val="a0"/>
-    <w:link w:val="2"/>
+  <w:style w:type="character" w:customStyle="1" w:styleId="Heading2Char">
+    <w:name w:val="Heading 2 Char"/>
+    <w:basedOn w:val="DefaultParagraphFont"/>
+    <w:link w:val="Heading2"/>
     <w:uiPriority w:val="9"/>
     <w:semiHidden/>
     <w:rsid w:val="00DC55CF"/>
@@ -969,9 +1422,9 @@
       <w:szCs w:val="32"/>
     </w:rPr>
   </w:style>
-  <w:style w:type="paragraph" w:customStyle="1" w:styleId="31">
+  <w:style w:type="paragraph" w:customStyle="1" w:styleId="3">
     <w:name w:val="Заголовок_3_Стандарт"/>
-    <w:basedOn w:val="3"/>
+    <w:basedOn w:val="Heading3"/>
     <w:qFormat/>
     <w:rsid w:val="00DC55CF"/>
     <w:pPr>
@@ -987,10 +1440,10 @@
       <w14:ligatures w14:val="none"/>
     </w:rPr>
   </w:style>
-  <w:style w:type="character" w:customStyle="1" w:styleId="30">
-    <w:name w:val="Заголовок 3 Знак"/>
-    <w:basedOn w:val="a0"/>
-    <w:link w:val="3"/>
+  <w:style w:type="character" w:customStyle="1" w:styleId="Heading3Char">
+    <w:name w:val="Heading 3 Char"/>
+    <w:basedOn w:val="DefaultParagraphFont"/>
+    <w:link w:val="Heading3"/>
     <w:uiPriority w:val="9"/>
     <w:semiHidden/>
     <w:rsid w:val="00DC55CF"/>
@@ -1001,9 +1454,9 @@
       <w:szCs w:val="28"/>
     </w:rPr>
   </w:style>
-  <w:style w:type="paragraph" w:customStyle="1" w:styleId="a8">
+  <w:style w:type="paragraph" w:customStyle="1" w:styleId="a3">
     <w:name w:val="Листинг"/>
-    <w:basedOn w:val="a"/>
+    <w:basedOn w:val="Normal"/>
     <w:qFormat/>
     <w:rsid w:val="00DC55CF"/>
     <w:pPr>
@@ -1019,9 +1472,9 @@
       <w14:ligatures w14:val="none"/>
     </w:rPr>
   </w:style>
-  <w:style w:type="paragraph" w:customStyle="1" w:styleId="a9">
+  <w:style w:type="paragraph" w:customStyle="1" w:styleId="a4">
     <w:name w:val="Основной_Стандарт"/>
-    <w:basedOn w:val="aa"/>
+    <w:basedOn w:val="BodyText"/>
     <w:qFormat/>
     <w:rsid w:val="00DC55CF"/>
     <w:pPr>
@@ -1040,10 +1493,10 @@
       <w14:ligatures w14:val="none"/>
     </w:rPr>
   </w:style>
-  <w:style w:type="paragraph" w:styleId="aa">
+  <w:style w:type="paragraph" w:styleId="BodyText">
     <w:name w:val="Body Text"/>
-    <w:basedOn w:val="a"/>
-    <w:link w:val="ab"/>
+    <w:basedOn w:val="Normal"/>
+    <w:link w:val="BodyTextChar"/>
     <w:uiPriority w:val="99"/>
     <w:semiHidden/>
     <w:unhideWhenUsed/>
@@ -1052,17 +1505,17 @@
       <w:spacing w:after="120"/>
     </w:pPr>
   </w:style>
-  <w:style w:type="character" w:customStyle="1" w:styleId="ab">
-    <w:name w:val="Основной текст Знак"/>
-    <w:basedOn w:val="a0"/>
-    <w:link w:val="aa"/>
+  <w:style w:type="character" w:customStyle="1" w:styleId="BodyTextChar">
+    <w:name w:val="Body Text Char"/>
+    <w:basedOn w:val="DefaultParagraphFont"/>
+    <w:link w:val="BodyText"/>
     <w:uiPriority w:val="99"/>
     <w:semiHidden/>
     <w:rsid w:val="00DC55CF"/>
   </w:style>
-  <w:style w:type="paragraph" w:customStyle="1" w:styleId="ac">
+  <w:style w:type="paragraph" w:customStyle="1" w:styleId="a5">
     <w:name w:val="Подпись к рисунку"/>
-    <w:basedOn w:val="a"/>
+    <w:basedOn w:val="Normal"/>
     <w:qFormat/>
     <w:rsid w:val="00DC55CF"/>
     <w:pPr>
@@ -1078,9 +1531,9 @@
       <w14:ligatures w14:val="none"/>
     </w:rPr>
   </w:style>
-  <w:style w:type="paragraph" w:customStyle="1" w:styleId="ad">
+  <w:style w:type="paragraph" w:customStyle="1" w:styleId="a6">
     <w:name w:val="Подпись к таблице"/>
-    <w:basedOn w:val="aa"/>
+    <w:basedOn w:val="BodyText"/>
     <w:qFormat/>
     <w:rsid w:val="00DC55CF"/>
     <w:pPr>
@@ -1098,10 +1551,10 @@
       <w14:ligatures w14:val="none"/>
     </w:rPr>
   </w:style>
-  <w:style w:type="character" w:customStyle="1" w:styleId="40">
-    <w:name w:val="Заголовок 4 Знак"/>
-    <w:basedOn w:val="a0"/>
-    <w:link w:val="4"/>
+  <w:style w:type="character" w:customStyle="1" w:styleId="Heading4Char">
+    <w:name w:val="Heading 4 Char"/>
+    <w:basedOn w:val="DefaultParagraphFont"/>
+    <w:link w:val="Heading4"/>
     <w:uiPriority w:val="9"/>
     <w:semiHidden/>
     <w:rsid w:val="00945080"/>
@@ -1112,10 +1565,10 @@
       <w:color w:val="0F4761" w:themeColor="accent1" w:themeShade="BF"/>
     </w:rPr>
   </w:style>
-  <w:style w:type="character" w:customStyle="1" w:styleId="50">
-    <w:name w:val="Заголовок 5 Знак"/>
-    <w:basedOn w:val="a0"/>
-    <w:link w:val="5"/>
+  <w:style w:type="character" w:customStyle="1" w:styleId="Heading5Char">
+    <w:name w:val="Heading 5 Char"/>
+    <w:basedOn w:val="DefaultParagraphFont"/>
+    <w:link w:val="Heading5"/>
     <w:uiPriority w:val="9"/>
     <w:semiHidden/>
     <w:rsid w:val="00945080"/>
@@ -1124,10 +1577,10 @@
       <w:color w:val="0F4761" w:themeColor="accent1" w:themeShade="BF"/>
     </w:rPr>
   </w:style>
-  <w:style w:type="character" w:customStyle="1" w:styleId="60">
-    <w:name w:val="Заголовок 6 Знак"/>
-    <w:basedOn w:val="a0"/>
-    <w:link w:val="6"/>
+  <w:style w:type="character" w:customStyle="1" w:styleId="Heading6Char">
+    <w:name w:val="Heading 6 Char"/>
+    <w:basedOn w:val="DefaultParagraphFont"/>
+    <w:link w:val="Heading6"/>
     <w:uiPriority w:val="9"/>
     <w:semiHidden/>
     <w:rsid w:val="00945080"/>
@@ -1138,10 +1591,10 @@
       <w:color w:val="595959" w:themeColor="text1" w:themeTint="A6"/>
     </w:rPr>
   </w:style>
-  <w:style w:type="character" w:customStyle="1" w:styleId="70">
-    <w:name w:val="Заголовок 7 Знак"/>
-    <w:basedOn w:val="a0"/>
-    <w:link w:val="7"/>
+  <w:style w:type="character" w:customStyle="1" w:styleId="Heading7Char">
+    <w:name w:val="Heading 7 Char"/>
+    <w:basedOn w:val="DefaultParagraphFont"/>
+    <w:link w:val="Heading7"/>
     <w:uiPriority w:val="9"/>
     <w:semiHidden/>
     <w:rsid w:val="00945080"/>
@@ -1150,10 +1603,10 @@
       <w:color w:val="595959" w:themeColor="text1" w:themeTint="A6"/>
     </w:rPr>
   </w:style>
-  <w:style w:type="character" w:customStyle="1" w:styleId="80">
-    <w:name w:val="Заголовок 8 Знак"/>
-    <w:basedOn w:val="a0"/>
-    <w:link w:val="8"/>
+  <w:style w:type="character" w:customStyle="1" w:styleId="Heading8Char">
+    <w:name w:val="Heading 8 Char"/>
+    <w:basedOn w:val="DefaultParagraphFont"/>
+    <w:link w:val="Heading8"/>
     <w:uiPriority w:val="9"/>
     <w:semiHidden/>
     <w:rsid w:val="00945080"/>
@@ -1164,10 +1617,10 @@
       <w:color w:val="272727" w:themeColor="text1" w:themeTint="D8"/>
     </w:rPr>
   </w:style>
-  <w:style w:type="character" w:customStyle="1" w:styleId="90">
-    <w:name w:val="Заголовок 9 Знак"/>
-    <w:basedOn w:val="a0"/>
-    <w:link w:val="9"/>
+  <w:style w:type="character" w:customStyle="1" w:styleId="Heading9Char">
+    <w:name w:val="Heading 9 Char"/>
+    <w:basedOn w:val="DefaultParagraphFont"/>
+    <w:link w:val="Heading9"/>
     <w:uiPriority w:val="9"/>
     <w:semiHidden/>
     <w:rsid w:val="00945080"/>
@@ -1176,11 +1629,11 @@
       <w:color w:val="272727" w:themeColor="text1" w:themeTint="D8"/>
     </w:rPr>
   </w:style>
-  <w:style w:type="paragraph" w:styleId="ae">
+  <w:style w:type="paragraph" w:styleId="Title">
     <w:name w:val="Title"/>
-    <w:basedOn w:val="a"/>
-    <w:next w:val="a"/>
-    <w:link w:val="af"/>
+    <w:basedOn w:val="Normal"/>
+    <w:next w:val="Normal"/>
+    <w:link w:val="TitleChar"/>
     <w:uiPriority w:val="10"/>
     <w:qFormat/>
     <w:rsid w:val="00945080"/>
@@ -1196,10 +1649,10 @@
       <w:szCs w:val="56"/>
     </w:rPr>
   </w:style>
-  <w:style w:type="character" w:customStyle="1" w:styleId="af">
-    <w:name w:val="Заголовок Знак"/>
-    <w:basedOn w:val="a0"/>
-    <w:link w:val="ae"/>
+  <w:style w:type="character" w:customStyle="1" w:styleId="TitleChar">
+    <w:name w:val="Title Char"/>
+    <w:basedOn w:val="DefaultParagraphFont"/>
+    <w:link w:val="Title"/>
     <w:uiPriority w:val="10"/>
     <w:rsid w:val="00945080"/>
     <w:rPr>
@@ -1210,11 +1663,11 @@
       <w:szCs w:val="56"/>
     </w:rPr>
   </w:style>
-  <w:style w:type="paragraph" w:styleId="af0">
+  <w:style w:type="paragraph" w:styleId="Subtitle">
     <w:name w:val="Subtitle"/>
-    <w:basedOn w:val="a"/>
-    <w:next w:val="a"/>
-    <w:link w:val="af1"/>
+    <w:basedOn w:val="Normal"/>
+    <w:next w:val="Normal"/>
+    <w:link w:val="SubtitleChar"/>
     <w:uiPriority w:val="11"/>
     <w:qFormat/>
     <w:rsid w:val="00945080"/>
@@ -1231,10 +1684,10 @@
       <w:szCs w:val="28"/>
     </w:rPr>
   </w:style>
-  <w:style w:type="character" w:customStyle="1" w:styleId="af1">
-    <w:name w:val="Подзаголовок Знак"/>
-    <w:basedOn w:val="a0"/>
-    <w:link w:val="af0"/>
+  <w:style w:type="character" w:customStyle="1" w:styleId="SubtitleChar">
+    <w:name w:val="Subtitle Char"/>
+    <w:basedOn w:val="DefaultParagraphFont"/>
+    <w:link w:val="Subtitle"/>
     <w:uiPriority w:val="11"/>
     <w:rsid w:val="00945080"/>
     <w:rPr>
@@ -1245,11 +1698,11 @@
       <w:szCs w:val="28"/>
     </w:rPr>
   </w:style>
-  <w:style w:type="paragraph" w:styleId="23">
+  <w:style w:type="paragraph" w:styleId="Quote">
     <w:name w:val="Quote"/>
-    <w:basedOn w:val="a"/>
-    <w:next w:val="a"/>
-    <w:link w:val="24"/>
+    <w:basedOn w:val="Normal"/>
+    <w:next w:val="Normal"/>
+    <w:link w:val="QuoteChar"/>
     <w:uiPriority w:val="29"/>
     <w:qFormat/>
     <w:rsid w:val="00945080"/>
@@ -1263,10 +1716,10 @@
       <w:color w:val="404040" w:themeColor="text1" w:themeTint="BF"/>
     </w:rPr>
   </w:style>
-  <w:style w:type="character" w:customStyle="1" w:styleId="24">
-    <w:name w:val="Цитата 2 Знак"/>
-    <w:basedOn w:val="a0"/>
-    <w:link w:val="23"/>
+  <w:style w:type="character" w:customStyle="1" w:styleId="QuoteChar">
+    <w:name w:val="Quote Char"/>
+    <w:basedOn w:val="DefaultParagraphFont"/>
+    <w:link w:val="Quote"/>
     <w:uiPriority w:val="29"/>
     <w:rsid w:val="00945080"/>
     <w:rPr>
@@ -1275,9 +1728,9 @@
       <w:color w:val="404040" w:themeColor="text1" w:themeTint="BF"/>
     </w:rPr>
   </w:style>
-  <w:style w:type="paragraph" w:styleId="af2">
+  <w:style w:type="paragraph" w:styleId="ListParagraph">
     <w:name w:val="List Paragraph"/>
-    <w:basedOn w:val="a"/>
+    <w:basedOn w:val="Normal"/>
     <w:uiPriority w:val="34"/>
     <w:qFormat/>
     <w:rsid w:val="00945080"/>
@@ -1286,9 +1739,9 @@
       <w:contextualSpacing/>
     </w:pPr>
   </w:style>
-  <w:style w:type="character" w:styleId="af3">
+  <w:style w:type="character" w:styleId="IntenseEmphasis">
     <w:name w:val="Intense Emphasis"/>
-    <w:basedOn w:val="a0"/>
+    <w:basedOn w:val="DefaultParagraphFont"/>
     <w:uiPriority w:val="21"/>
     <w:qFormat/>
     <w:rsid w:val="00945080"/>
@@ -1298,11 +1751,11 @@
       <w:color w:val="0F4761" w:themeColor="accent1" w:themeShade="BF"/>
     </w:rPr>
   </w:style>
-  <w:style w:type="paragraph" w:styleId="af4">
+  <w:style w:type="paragraph" w:styleId="IntenseQuote">
     <w:name w:val="Intense Quote"/>
-    <w:basedOn w:val="a"/>
-    <w:next w:val="a"/>
-    <w:link w:val="af5"/>
+    <w:basedOn w:val="Normal"/>
+    <w:next w:val="Normal"/>
+    <w:link w:val="IntenseQuoteChar"/>
     <w:uiPriority w:val="30"/>
     <w:qFormat/>
     <w:rsid w:val="00945080"/>
@@ -1321,10 +1774,10 @@
       <w:color w:val="0F4761" w:themeColor="accent1" w:themeShade="BF"/>
     </w:rPr>
   </w:style>
-  <w:style w:type="character" w:customStyle="1" w:styleId="af5">
-    <w:name w:val="Выделенная цитата Знак"/>
-    <w:basedOn w:val="a0"/>
-    <w:link w:val="af4"/>
+  <w:style w:type="character" w:customStyle="1" w:styleId="IntenseQuoteChar">
+    <w:name w:val="Intense Quote Char"/>
+    <w:basedOn w:val="DefaultParagraphFont"/>
+    <w:link w:val="IntenseQuote"/>
     <w:uiPriority w:val="30"/>
     <w:rsid w:val="00945080"/>
     <w:rPr>
@@ -1333,9 +1786,9 @@
       <w:color w:val="0F4761" w:themeColor="accent1" w:themeShade="BF"/>
     </w:rPr>
   </w:style>
-  <w:style w:type="character" w:styleId="af6">
+  <w:style w:type="character" w:styleId="IntenseReference">
     <w:name w:val="Intense Reference"/>
-    <w:basedOn w:val="a0"/>
+    <w:basedOn w:val="DefaultParagraphFont"/>
     <w:uiPriority w:val="32"/>
     <w:qFormat/>
     <w:rsid w:val="00945080"/>

--- a/2026/Практиктическая 1.1.docx
+++ b/2026/Практиктическая 1.1.docx
@@ -4,7 +4,10 @@
   <w:body>
     <w:p>
       <w:pPr>
-        <w:pStyle w:val="a"/>
+        <w:pStyle w:val="a3"/>
+        <w:rPr>
+          <w:lang w:val="en-US"/>
+        </w:rPr>
       </w:pPr>
       <w:r>
         <w:t>Практическое задание №1</w:t>
@@ -12,7 +15,15 @@
     </w:p>
     <w:p>
       <w:pPr>
-        <w:pStyle w:val="a1"/>
+        <w:pStyle w:val="a5"/>
+      </w:pPr>
+      <w:r>
+        <w:t>Сначала в область построения был добавлен компонент текстовый файл.</w:t>
+      </w:r>
+    </w:p>
+    <w:p>
+      <w:pPr>
+        <w:pStyle w:val="a5"/>
         <w:ind w:firstLine="0"/>
         <w:jc w:val="center"/>
       </w:pPr>
@@ -59,15 +70,32 @@
     </w:p>
     <w:p>
       <w:pPr>
-        <w:pStyle w:val="a1"/>
+        <w:pStyle w:val="a5"/>
+      </w:pPr>
+      <w:r>
+        <w:t xml:space="preserve">Через настройки узла был задан путь к файлу для импорта </w:t>
+      </w:r>
+      <w:r>
+        <w:t>Потребление электрической энергии.txt</w:t>
+      </w:r>
+      <w:r>
+        <w:t>. Также была настроена кодовая страница для корректного отображения данных файла.</w:t>
+      </w:r>
+    </w:p>
+    <w:p>
+      <w:pPr>
+        <w:pStyle w:val="a5"/>
         <w:ind w:firstLine="0"/>
         <w:jc w:val="center"/>
       </w:pPr>
       <w:r>
+        <w:rPr>
+          <w:noProof/>
+        </w:rPr>
         <w:drawing>
-          <wp:inline distT="0" distB="0" distL="0" distR="0" wp14:anchorId="4D2B9CD2" wp14:editId="7CEEB226">
-            <wp:extent cx="5940425" cy="5500370"/>
-            <wp:effectExtent l="0" t="0" r="3175" b="5080"/>
+          <wp:inline distT="0" distB="0" distL="0" distR="0" wp14:anchorId="4D2B9CD2" wp14:editId="26635EDC">
+            <wp:extent cx="4552950" cy="4215676"/>
+            <wp:effectExtent l="0" t="0" r="0" b="0"/>
             <wp:docPr id="1830249008" name="Picture 1"/>
             <wp:cNvGraphicFramePr>
               <a:graphicFrameLocks xmlns:a="http://schemas.openxmlformats.org/drawingml/2006/main" noChangeAspect="1"/>
@@ -88,7 +116,7 @@
                   <pic:spPr>
                     <a:xfrm>
                       <a:off x="0" y="0"/>
-                      <a:ext cx="5940425" cy="5500370"/>
+                      <a:ext cx="4554546" cy="4217154"/>
                     </a:xfrm>
                     <a:prstGeom prst="rect">
                       <a:avLst/>
@@ -103,7 +131,15 @@
     </w:p>
     <w:p>
       <w:pPr>
-        <w:pStyle w:val="a"/>
+        <w:pStyle w:val="a5"/>
+      </w:pPr>
+      <w:r>
+        <w:t>Все остальные настройки были сохранены по умолчанию.</w:t>
+      </w:r>
+    </w:p>
+    <w:p>
+      <w:pPr>
+        <w:pStyle w:val="a3"/>
       </w:pPr>
       <w:r>
         <w:lastRenderedPageBreak/>
@@ -112,7 +148,15 @@
     </w:p>
     <w:p>
       <w:pPr>
-        <w:pStyle w:val="a1"/>
+        <w:pStyle w:val="a5"/>
+      </w:pPr>
+      <w:r>
+        <w:t>Затем в область построения был добавлен узел фильтра строк и добавлена связь к текстовому файлу.</w:t>
+      </w:r>
+    </w:p>
+    <w:p>
+      <w:pPr>
+        <w:pStyle w:val="a5"/>
         <w:ind w:firstLine="0"/>
         <w:jc w:val="center"/>
       </w:pPr>
@@ -159,7 +203,7 @@
     </w:p>
     <w:p>
       <w:pPr>
-        <w:pStyle w:val="a"/>
+        <w:pStyle w:val="a3"/>
       </w:pPr>
       <w:r>
         <w:t>Практическое задание №3</w:t>
@@ -167,7 +211,15 @@
     </w:p>
     <w:p>
       <w:pPr>
-        <w:pStyle w:val="a1"/>
+        <w:pStyle w:val="a5"/>
+      </w:pPr>
+      <w:r>
+        <w:t>Фильтр строк отбирает строки со значением Объект 1 или Объект 2 в столбце Объект через заданные условия в настройках фильтра строк.</w:t>
+      </w:r>
+    </w:p>
+    <w:p>
+      <w:pPr>
+        <w:pStyle w:val="a5"/>
         <w:ind w:firstLine="0"/>
       </w:pPr>
       <w:r>
@@ -213,14 +265,22 @@
     </w:p>
     <w:p>
       <w:pPr>
-        <w:pStyle w:val="a1"/>
+        <w:pStyle w:val="a5"/>
+      </w:pPr>
+      <w:r>
+        <w:t>Активация фильтра строк</w:t>
+      </w:r>
+    </w:p>
+    <w:p>
+      <w:pPr>
+        <w:pStyle w:val="a5"/>
         <w:ind w:firstLine="0"/>
         <w:jc w:val="center"/>
+      </w:pPr>
+      <w:r>
         <w:rPr>
-          <w:lang w:val="en-US"/>
+          <w:noProof/>
         </w:rPr>
-      </w:pPr>
-      <w:r>
         <w:drawing>
           <wp:inline distT="0" distB="0" distL="0" distR="0" wp14:anchorId="6270924C" wp14:editId="13A95550">
             <wp:extent cx="3743847" cy="2867425"/>
@@ -260,7 +320,15 @@
     </w:p>
     <w:p>
       <w:pPr>
-        <w:pStyle w:val="a1"/>
+        <w:pStyle w:val="a5"/>
+      </w:pPr>
+      <w:r>
+        <w:t>Быстрый просмотр результатов фильтра строк.</w:t>
+      </w:r>
+    </w:p>
+    <w:p>
+      <w:pPr>
+        <w:pStyle w:val="a5"/>
         <w:ind w:firstLine="0"/>
         <w:jc w:val="center"/>
         <w:rPr>
@@ -269,6 +337,7 @@
       </w:pPr>
       <w:r>
         <w:rPr>
+          <w:noProof/>
           <w:lang w:val="en-US"/>
         </w:rPr>
         <w:lastRenderedPageBreak/>
@@ -311,7 +380,7 @@
     </w:p>
     <w:p>
       <w:pPr>
-        <w:pStyle w:val="a1"/>
+        <w:pStyle w:val="a5"/>
         <w:ind w:firstLine="0"/>
         <w:jc w:val="center"/>
         <w:rPr>
@@ -321,13 +390,9 @@
     </w:p>
     <w:p>
       <w:pPr>
-        <w:pStyle w:val="a"/>
-        <w:rPr>
-          <w:lang w:val="en-US"/>
-        </w:rPr>
-      </w:pPr>
-      <w:r>
-        <w:lastRenderedPageBreak/>
+        <w:pStyle w:val="a3"/>
+      </w:pPr>
+      <w:r>
         <w:t>Практическое задание №</w:t>
       </w:r>
       <w:r>
@@ -339,19 +404,30 @@
     </w:p>
     <w:p>
       <w:pPr>
-        <w:pStyle w:val="a"/>
+        <w:pStyle w:val="a5"/>
+      </w:pPr>
+      <w:r>
+        <w:t>Далее был добавлен компонент сортировка и создана связь с узлом фильтра строк.</w:t>
+      </w:r>
+    </w:p>
+    <w:p>
+      <w:pPr>
+        <w:pStyle w:val="a5"/>
+        <w:ind w:firstLine="0"/>
+        <w:jc w:val="center"/>
         <w:rPr>
           <w:lang w:val="en-US"/>
         </w:rPr>
       </w:pPr>
       <w:r>
         <w:rPr>
+          <w:noProof/>
           <w:lang w:val="en-US"/>
         </w:rPr>
         <w:drawing>
-          <wp:inline distT="0" distB="0" distL="0" distR="0" wp14:anchorId="4C4A338F" wp14:editId="55A8CB57">
-            <wp:extent cx="4791744" cy="2229161"/>
-            <wp:effectExtent l="0" t="0" r="8890" b="0"/>
+          <wp:inline distT="0" distB="0" distL="0" distR="0" wp14:anchorId="4C4A338F" wp14:editId="4B1B23CF">
+            <wp:extent cx="3438525" cy="1599633"/>
+            <wp:effectExtent l="0" t="0" r="0" b="635"/>
             <wp:docPr id="1971521290" name="Picture 1"/>
             <wp:cNvGraphicFramePr>
               <a:graphicFrameLocks xmlns:a="http://schemas.openxmlformats.org/drawingml/2006/main" noChangeAspect="1"/>
@@ -372,7 +448,7 @@
                   <pic:spPr>
                     <a:xfrm>
                       <a:off x="0" y="0"/>
-                      <a:ext cx="4791744" cy="2229161"/>
+                      <a:ext cx="3446148" cy="1603179"/>
                     </a:xfrm>
                     <a:prstGeom prst="rect">
                       <a:avLst/>
@@ -387,12 +463,10 @@
     </w:p>
     <w:p>
       <w:pPr>
-        <w:pStyle w:val="a"/>
-        <w:rPr>
-          <w:lang w:val="en-US"/>
-        </w:rPr>
-      </w:pPr>
-      <w:r>
+        <w:pStyle w:val="a3"/>
+      </w:pPr>
+      <w:r>
+        <w:lastRenderedPageBreak/>
         <w:t>Практическое задание №</w:t>
       </w:r>
       <w:r>
@@ -404,15 +478,20 @@
     </w:p>
     <w:p>
       <w:pPr>
-        <w:pStyle w:val="a"/>
+        <w:pStyle w:val="a5"/>
+      </w:pPr>
+      <w:r>
+        <w:t xml:space="preserve">В настройках сортировки была выбрана сортировка по возрастанию столбца Потребление эл энергии. </w:t>
+      </w:r>
+    </w:p>
+    <w:p>
+      <w:pPr>
+        <w:pStyle w:val="af7"/>
         <w:rPr>
-          <w:lang w:val="en-US"/>
+          <w:lang w:val="ru-RU"/>
         </w:rPr>
       </w:pPr>
       <w:r>
-        <w:rPr>
-          <w:lang w:val="en-US"/>
-        </w:rPr>
         <w:drawing>
           <wp:inline distT="0" distB="0" distL="0" distR="0" wp14:anchorId="2B13660C" wp14:editId="0DECEC1D">
             <wp:extent cx="5940425" cy="1914525"/>
@@ -452,12 +531,12 @@
     </w:p>
     <w:p>
       <w:pPr>
-        <w:pStyle w:val="a"/>
-      </w:pPr>
-      <w:r>
+        <w:pStyle w:val="af7"/>
         <w:rPr>
-          <w:lang w:val="en-US"/>
+          <w:lang w:val="ru-RU"/>
         </w:rPr>
+      </w:pPr>
+      <w:r>
         <w:drawing>
           <wp:inline distT="0" distB="0" distL="0" distR="0" wp14:anchorId="353AD6B6" wp14:editId="2FB1FA85">
             <wp:extent cx="4371975" cy="4206711"/>
@@ -497,7 +576,51 @@
     </w:p>
     <w:p>
       <w:pPr>
-        <w:pStyle w:val="a"/>
+        <w:pStyle w:val="a5"/>
+      </w:pPr>
+      <w:r>
+        <w:t xml:space="preserve">Затем был добавлен </w:t>
+      </w:r>
+      <w:r>
+        <w:t>компонент</w:t>
+      </w:r>
+      <w:r>
+        <w:t xml:space="preserve"> </w:t>
+      </w:r>
+      <w:r>
+        <w:t>Экспорт-</w:t>
+      </w:r>
+      <w:r>
+        <w:t>&gt;</w:t>
+      </w:r>
+      <w:r>
+        <w:rPr>
+          <w:lang w:val="en-US"/>
+        </w:rPr>
+        <w:t>Loginom</w:t>
+      </w:r>
+      <w:r>
+        <w:t xml:space="preserve"> </w:t>
+      </w:r>
+      <w:r>
+        <w:rPr>
+          <w:lang w:val="en-US"/>
+        </w:rPr>
+        <w:t>Data</w:t>
+      </w:r>
+      <w:r>
+        <w:t xml:space="preserve"> </w:t>
+      </w:r>
+      <w:r>
+        <w:t>файл на экспорт</w:t>
+      </w:r>
+      <w:r>
+        <w:t xml:space="preserve"> полученных данных.</w:t>
+      </w:r>
+    </w:p>
+    <w:p>
+      <w:pPr>
+        <w:pStyle w:val="af7"/>
       </w:pPr>
       <w:r>
         <w:lastRenderedPageBreak/>
@@ -540,7 +663,7 @@
     </w:p>
     <w:p>
       <w:pPr>
-        <w:pStyle w:val="a"/>
+        <w:pStyle w:val="af7"/>
       </w:pPr>
       <w:r>
         <w:drawing>
@@ -582,7 +705,7 @@
     </w:p>
     <w:p>
       <w:pPr>
-        <w:pStyle w:val="a"/>
+        <w:pStyle w:val="af7"/>
       </w:pPr>
       <w:r>
         <w:drawing>
@@ -1029,15 +1152,15 @@
     <w:lsdException w:name="Unresolved Mention" w:semiHidden="1" w:unhideWhenUsed="1"/>
     <w:lsdException w:name="Smart Link" w:semiHidden="1" w:unhideWhenUsed="1"/>
   </w:latentStyles>
-  <w:style w:type="paragraph" w:default="1" w:styleId="Normal">
+  <w:style w:type="paragraph" w:default="1" w:styleId="a">
     <w:name w:val="Normal"/>
     <w:qFormat/>
   </w:style>
-  <w:style w:type="paragraph" w:styleId="Heading1">
+  <w:style w:type="paragraph" w:styleId="1">
     <w:name w:val="heading 1"/>
-    <w:basedOn w:val="Normal"/>
-    <w:next w:val="Normal"/>
-    <w:link w:val="Heading1Char"/>
+    <w:basedOn w:val="a"/>
+    <w:next w:val="a"/>
+    <w:link w:val="10"/>
     <w:uiPriority w:val="9"/>
     <w:qFormat/>
     <w:rsid w:val="004C1113"/>
@@ -1054,11 +1177,11 @@
       <w:szCs w:val="40"/>
     </w:rPr>
   </w:style>
-  <w:style w:type="paragraph" w:styleId="Heading2">
+  <w:style w:type="paragraph" w:styleId="2">
     <w:name w:val="heading 2"/>
-    <w:basedOn w:val="Normal"/>
-    <w:next w:val="Normal"/>
-    <w:link w:val="Heading2Char"/>
+    <w:basedOn w:val="a"/>
+    <w:next w:val="a"/>
+    <w:link w:val="20"/>
     <w:uiPriority w:val="9"/>
     <w:semiHidden/>
     <w:unhideWhenUsed/>
@@ -1077,11 +1200,11 @@
       <w:szCs w:val="32"/>
     </w:rPr>
   </w:style>
-  <w:style w:type="paragraph" w:styleId="Heading3">
+  <w:style w:type="paragraph" w:styleId="3">
     <w:name w:val="heading 3"/>
-    <w:basedOn w:val="Normal"/>
-    <w:next w:val="Normal"/>
-    <w:link w:val="Heading3Char"/>
+    <w:basedOn w:val="a"/>
+    <w:next w:val="a"/>
+    <w:link w:val="30"/>
     <w:uiPriority w:val="9"/>
     <w:semiHidden/>
     <w:unhideWhenUsed/>
@@ -1100,11 +1223,11 @@
       <w:szCs w:val="28"/>
     </w:rPr>
   </w:style>
-  <w:style w:type="paragraph" w:styleId="Heading4">
+  <w:style w:type="paragraph" w:styleId="4">
     <w:name w:val="heading 4"/>
-    <w:basedOn w:val="Normal"/>
-    <w:next w:val="Normal"/>
-    <w:link w:val="Heading4Char"/>
+    <w:basedOn w:val="a"/>
+    <w:next w:val="a"/>
+    <w:link w:val="40"/>
     <w:uiPriority w:val="9"/>
     <w:semiHidden/>
     <w:unhideWhenUsed/>
@@ -1123,11 +1246,11 @@
       <w:color w:val="0F4761" w:themeColor="accent1" w:themeShade="BF"/>
     </w:rPr>
   </w:style>
-  <w:style w:type="paragraph" w:styleId="Heading5">
+  <w:style w:type="paragraph" w:styleId="5">
     <w:name w:val="heading 5"/>
-    <w:basedOn w:val="Normal"/>
-    <w:next w:val="Normal"/>
-    <w:link w:val="Heading5Char"/>
+    <w:basedOn w:val="a"/>
+    <w:next w:val="a"/>
+    <w:link w:val="50"/>
     <w:uiPriority w:val="9"/>
     <w:semiHidden/>
     <w:unhideWhenUsed/>
@@ -1144,11 +1267,11 @@
       <w:color w:val="0F4761" w:themeColor="accent1" w:themeShade="BF"/>
     </w:rPr>
   </w:style>
-  <w:style w:type="paragraph" w:styleId="Heading6">
+  <w:style w:type="paragraph" w:styleId="6">
     <w:name w:val="heading 6"/>
-    <w:basedOn w:val="Normal"/>
-    <w:next w:val="Normal"/>
-    <w:link w:val="Heading6Char"/>
+    <w:basedOn w:val="a"/>
+    <w:next w:val="a"/>
+    <w:link w:val="60"/>
     <w:uiPriority w:val="9"/>
     <w:semiHidden/>
     <w:unhideWhenUsed/>
@@ -1167,11 +1290,11 @@
       <w:color w:val="595959" w:themeColor="text1" w:themeTint="A6"/>
     </w:rPr>
   </w:style>
-  <w:style w:type="paragraph" w:styleId="Heading7">
+  <w:style w:type="paragraph" w:styleId="7">
     <w:name w:val="heading 7"/>
-    <w:basedOn w:val="Normal"/>
-    <w:next w:val="Normal"/>
-    <w:link w:val="Heading7Char"/>
+    <w:basedOn w:val="a"/>
+    <w:next w:val="a"/>
+    <w:link w:val="70"/>
     <w:uiPriority w:val="9"/>
     <w:semiHidden/>
     <w:unhideWhenUsed/>
@@ -1188,11 +1311,11 @@
       <w:color w:val="595959" w:themeColor="text1" w:themeTint="A6"/>
     </w:rPr>
   </w:style>
-  <w:style w:type="paragraph" w:styleId="Heading8">
+  <w:style w:type="paragraph" w:styleId="8">
     <w:name w:val="heading 8"/>
-    <w:basedOn w:val="Normal"/>
-    <w:next w:val="Normal"/>
-    <w:link w:val="Heading8Char"/>
+    <w:basedOn w:val="a"/>
+    <w:next w:val="a"/>
+    <w:link w:val="80"/>
     <w:uiPriority w:val="9"/>
     <w:semiHidden/>
     <w:unhideWhenUsed/>
@@ -1211,11 +1334,11 @@
       <w:color w:val="272727" w:themeColor="text1" w:themeTint="D8"/>
     </w:rPr>
   </w:style>
-  <w:style w:type="paragraph" w:styleId="Heading9">
+  <w:style w:type="paragraph" w:styleId="9">
     <w:name w:val="heading 9"/>
-    <w:basedOn w:val="Normal"/>
-    <w:next w:val="Normal"/>
-    <w:link w:val="Heading9Char"/>
+    <w:basedOn w:val="a"/>
+    <w:next w:val="a"/>
+    <w:link w:val="90"/>
     <w:uiPriority w:val="9"/>
     <w:semiHidden/>
     <w:unhideWhenUsed/>
@@ -1232,13 +1355,13 @@
       <w:color w:val="272727" w:themeColor="text1" w:themeTint="D8"/>
     </w:rPr>
   </w:style>
-  <w:style w:type="character" w:default="1" w:styleId="DefaultParagraphFont">
+  <w:style w:type="character" w:default="1" w:styleId="a0">
     <w:name w:val="Default Paragraph Font"/>
     <w:uiPriority w:val="1"/>
     <w:semiHidden/>
     <w:unhideWhenUsed/>
   </w:style>
-  <w:style w:type="table" w:default="1" w:styleId="TableNormal">
+  <w:style w:type="table" w:default="1" w:styleId="a1">
     <w:name w:val="Normal Table"/>
     <w:uiPriority w:val="99"/>
     <w:semiHidden/>
@@ -1253,16 +1376,16 @@
       </w:tblCellMar>
     </w:tblPr>
   </w:style>
-  <w:style w:type="numbering" w:default="1" w:styleId="NoList">
+  <w:style w:type="numbering" w:default="1" w:styleId="a2">
     <w:name w:val="No List"/>
     <w:uiPriority w:val="99"/>
     <w:semiHidden/>
     <w:unhideWhenUsed/>
   </w:style>
-  <w:style w:type="paragraph" w:customStyle="1" w:styleId="a">
+  <w:style w:type="paragraph" w:customStyle="1" w:styleId="a3">
     <w:name w:val="Гост Заголовок"/>
-    <w:basedOn w:val="Heading1"/>
-    <w:link w:val="a0"/>
+    <w:basedOn w:val="1"/>
+    <w:link w:val="a4"/>
     <w:qFormat/>
     <w:rsid w:val="004C1113"/>
     <w:pPr>
@@ -1280,10 +1403,10 @@
       <w14:ligatures w14:val="none"/>
     </w:rPr>
   </w:style>
-  <w:style w:type="character" w:customStyle="1" w:styleId="a0">
+  <w:style w:type="character" w:customStyle="1" w:styleId="a4">
     <w:name w:val="Гост Заголовок Знак"/>
-    <w:basedOn w:val="DefaultParagraphFont"/>
-    <w:link w:val="a"/>
+    <w:basedOn w:val="a0"/>
+    <w:link w:val="a3"/>
     <w:rsid w:val="004C1113"/>
     <w:rPr>
       <w:rFonts w:ascii="Times New Roman" w:eastAsiaTheme="majorEastAsia" w:hAnsi="Times New Roman" w:cstheme="majorBidi"/>
@@ -1295,10 +1418,10 @@
       <w14:ligatures w14:val="none"/>
     </w:rPr>
   </w:style>
-  <w:style w:type="character" w:customStyle="1" w:styleId="Heading1Char">
-    <w:name w:val="Heading 1 Char"/>
-    <w:basedOn w:val="DefaultParagraphFont"/>
-    <w:link w:val="Heading1"/>
+  <w:style w:type="character" w:customStyle="1" w:styleId="10">
+    <w:name w:val="Заголовок 1 Знак"/>
+    <w:basedOn w:val="a0"/>
+    <w:link w:val="1"/>
     <w:uiPriority w:val="9"/>
     <w:rsid w:val="004C1113"/>
     <w:rPr>
@@ -1308,16 +1431,16 @@
       <w:szCs w:val="40"/>
     </w:rPr>
   </w:style>
-  <w:style w:type="paragraph" w:customStyle="1" w:styleId="2">
+  <w:style w:type="paragraph" w:customStyle="1" w:styleId="21">
     <w:name w:val="Гост Заголовок 2"/>
+    <w:basedOn w:val="a3"/>
+    <w:qFormat/>
+    <w:rsid w:val="004C1113"/>
+  </w:style>
+  <w:style w:type="paragraph" w:customStyle="1" w:styleId="a5">
+    <w:name w:val="ГОСТ Обычный текст"/>
     <w:basedOn w:val="a"/>
-    <w:qFormat/>
-    <w:rsid w:val="004C1113"/>
-  </w:style>
-  <w:style w:type="paragraph" w:customStyle="1" w:styleId="a1">
-    <w:name w:val="ГОСТ Обычный текст"/>
-    <w:basedOn w:val="Normal"/>
-    <w:link w:val="a2"/>
+    <w:link w:val="a6"/>
     <w:qFormat/>
     <w:rsid w:val="004C1113"/>
     <w:pPr>
@@ -1333,10 +1456,10 @@
       <w14:ligatures w14:val="none"/>
     </w:rPr>
   </w:style>
-  <w:style w:type="character" w:customStyle="1" w:styleId="a2">
+  <w:style w:type="character" w:customStyle="1" w:styleId="a6">
     <w:name w:val="ГОСТ Обычный текст Знак"/>
-    <w:basedOn w:val="DefaultParagraphFont"/>
-    <w:link w:val="a1"/>
+    <w:basedOn w:val="a0"/>
+    <w:link w:val="a5"/>
     <w:rsid w:val="004C1113"/>
     <w:rPr>
       <w:rFonts w:ascii="Times New Roman" w:hAnsi="Times New Roman" w:cs="Times New Roman"/>
@@ -1346,10 +1469,10 @@
       <w14:ligatures w14:val="none"/>
     </w:rPr>
   </w:style>
-  <w:style w:type="paragraph" w:styleId="TOCHeading">
+  <w:style w:type="paragraph" w:styleId="a7">
     <w:name w:val="TOC Heading"/>
-    <w:basedOn w:val="Heading1"/>
-    <w:next w:val="Normal"/>
+    <w:basedOn w:val="1"/>
+    <w:next w:val="a"/>
     <w:uiPriority w:val="39"/>
     <w:unhideWhenUsed/>
     <w:qFormat/>
@@ -1366,9 +1489,9 @@
       <w14:ligatures w14:val="none"/>
     </w:rPr>
   </w:style>
-  <w:style w:type="paragraph" w:customStyle="1" w:styleId="1">
+  <w:style w:type="paragraph" w:customStyle="1" w:styleId="11">
     <w:name w:val="Заголовок_1_Стандарт"/>
-    <w:basedOn w:val="Heading1"/>
+    <w:basedOn w:val="1"/>
     <w:qFormat/>
     <w:rsid w:val="00DC55CF"/>
     <w:pPr>
@@ -1388,9 +1511,9 @@
       <w14:ligatures w14:val="none"/>
     </w:rPr>
   </w:style>
-  <w:style w:type="paragraph" w:customStyle="1" w:styleId="20">
+  <w:style w:type="paragraph" w:customStyle="1" w:styleId="22">
     <w:name w:val="Заголовок_2_Стандарт"/>
-    <w:basedOn w:val="Heading2"/>
+    <w:basedOn w:val="2"/>
     <w:qFormat/>
     <w:rsid w:val="00DC55CF"/>
     <w:pPr>
@@ -1408,10 +1531,10 @@
       <w14:ligatures w14:val="none"/>
     </w:rPr>
   </w:style>
-  <w:style w:type="character" w:customStyle="1" w:styleId="Heading2Char">
-    <w:name w:val="Heading 2 Char"/>
-    <w:basedOn w:val="DefaultParagraphFont"/>
-    <w:link w:val="Heading2"/>
+  <w:style w:type="character" w:customStyle="1" w:styleId="20">
+    <w:name w:val="Заголовок 2 Знак"/>
+    <w:basedOn w:val="a0"/>
+    <w:link w:val="2"/>
     <w:uiPriority w:val="9"/>
     <w:semiHidden/>
     <w:rsid w:val="00DC55CF"/>
@@ -1422,9 +1545,9 @@
       <w:szCs w:val="32"/>
     </w:rPr>
   </w:style>
-  <w:style w:type="paragraph" w:customStyle="1" w:styleId="3">
+  <w:style w:type="paragraph" w:customStyle="1" w:styleId="31">
     <w:name w:val="Заголовок_3_Стандарт"/>
-    <w:basedOn w:val="Heading3"/>
+    <w:basedOn w:val="3"/>
     <w:qFormat/>
     <w:rsid w:val="00DC55CF"/>
     <w:pPr>
@@ -1440,10 +1563,10 @@
       <w14:ligatures w14:val="none"/>
     </w:rPr>
   </w:style>
-  <w:style w:type="character" w:customStyle="1" w:styleId="Heading3Char">
-    <w:name w:val="Heading 3 Char"/>
-    <w:basedOn w:val="DefaultParagraphFont"/>
-    <w:link w:val="Heading3"/>
+  <w:style w:type="character" w:customStyle="1" w:styleId="30">
+    <w:name w:val="Заголовок 3 Знак"/>
+    <w:basedOn w:val="a0"/>
+    <w:link w:val="3"/>
     <w:uiPriority w:val="9"/>
     <w:semiHidden/>
     <w:rsid w:val="00DC55CF"/>
@@ -1454,9 +1577,9 @@
       <w:szCs w:val="28"/>
     </w:rPr>
   </w:style>
-  <w:style w:type="paragraph" w:customStyle="1" w:styleId="a3">
+  <w:style w:type="paragraph" w:customStyle="1" w:styleId="a8">
     <w:name w:val="Листинг"/>
-    <w:basedOn w:val="Normal"/>
+    <w:basedOn w:val="a"/>
     <w:qFormat/>
     <w:rsid w:val="00DC55CF"/>
     <w:pPr>
@@ -1472,9 +1595,9 @@
       <w14:ligatures w14:val="none"/>
     </w:rPr>
   </w:style>
-  <w:style w:type="paragraph" w:customStyle="1" w:styleId="a4">
+  <w:style w:type="paragraph" w:customStyle="1" w:styleId="a9">
     <w:name w:val="Основной_Стандарт"/>
-    <w:basedOn w:val="BodyText"/>
+    <w:basedOn w:val="aa"/>
     <w:qFormat/>
     <w:rsid w:val="00DC55CF"/>
     <w:pPr>
@@ -1493,10 +1616,10 @@
       <w14:ligatures w14:val="none"/>
     </w:rPr>
   </w:style>
-  <w:style w:type="paragraph" w:styleId="BodyText">
+  <w:style w:type="paragraph" w:styleId="aa">
     <w:name w:val="Body Text"/>
-    <w:basedOn w:val="Normal"/>
-    <w:link w:val="BodyTextChar"/>
+    <w:basedOn w:val="a"/>
+    <w:link w:val="ab"/>
     <w:uiPriority w:val="99"/>
     <w:semiHidden/>
     <w:unhideWhenUsed/>
@@ -1505,17 +1628,17 @@
       <w:spacing w:after="120"/>
     </w:pPr>
   </w:style>
-  <w:style w:type="character" w:customStyle="1" w:styleId="BodyTextChar">
-    <w:name w:val="Body Text Char"/>
-    <w:basedOn w:val="DefaultParagraphFont"/>
-    <w:link w:val="BodyText"/>
+  <w:style w:type="character" w:customStyle="1" w:styleId="ab">
+    <w:name w:val="Основной текст Знак"/>
+    <w:basedOn w:val="a0"/>
+    <w:link w:val="aa"/>
     <w:uiPriority w:val="99"/>
     <w:semiHidden/>
     <w:rsid w:val="00DC55CF"/>
   </w:style>
-  <w:style w:type="paragraph" w:customStyle="1" w:styleId="a5">
+  <w:style w:type="paragraph" w:customStyle="1" w:styleId="ac">
     <w:name w:val="Подпись к рисунку"/>
-    <w:basedOn w:val="Normal"/>
+    <w:basedOn w:val="a"/>
     <w:qFormat/>
     <w:rsid w:val="00DC55CF"/>
     <w:pPr>
@@ -1531,9 +1654,9 @@
       <w14:ligatures w14:val="none"/>
     </w:rPr>
   </w:style>
-  <w:style w:type="paragraph" w:customStyle="1" w:styleId="a6">
+  <w:style w:type="paragraph" w:customStyle="1" w:styleId="ad">
     <w:name w:val="Подпись к таблице"/>
-    <w:basedOn w:val="BodyText"/>
+    <w:basedOn w:val="aa"/>
     <w:qFormat/>
     <w:rsid w:val="00DC55CF"/>
     <w:pPr>
@@ -1551,10 +1674,10 @@
       <w14:ligatures w14:val="none"/>
     </w:rPr>
   </w:style>
-  <w:style w:type="character" w:customStyle="1" w:styleId="Heading4Char">
-    <w:name w:val="Heading 4 Char"/>
-    <w:basedOn w:val="DefaultParagraphFont"/>
-    <w:link w:val="Heading4"/>
+  <w:style w:type="character" w:customStyle="1" w:styleId="40">
+    <w:name w:val="Заголовок 4 Знак"/>
+    <w:basedOn w:val="a0"/>
+    <w:link w:val="4"/>
     <w:uiPriority w:val="9"/>
     <w:semiHidden/>
     <w:rsid w:val="00945080"/>
@@ -1565,10 +1688,10 @@
       <w:color w:val="0F4761" w:themeColor="accent1" w:themeShade="BF"/>
     </w:rPr>
   </w:style>
-  <w:style w:type="character" w:customStyle="1" w:styleId="Heading5Char">
-    <w:name w:val="Heading 5 Char"/>
-    <w:basedOn w:val="DefaultParagraphFont"/>
-    <w:link w:val="Heading5"/>
+  <w:style w:type="character" w:customStyle="1" w:styleId="50">
+    <w:name w:val="Заголовок 5 Знак"/>
+    <w:basedOn w:val="a0"/>
+    <w:link w:val="5"/>
     <w:uiPriority w:val="9"/>
     <w:semiHidden/>
     <w:rsid w:val="00945080"/>
@@ -1577,10 +1700,10 @@
       <w:color w:val="0F4761" w:themeColor="accent1" w:themeShade="BF"/>
     </w:rPr>
   </w:style>
-  <w:style w:type="character" w:customStyle="1" w:styleId="Heading6Char">
-    <w:name w:val="Heading 6 Char"/>
-    <w:basedOn w:val="DefaultParagraphFont"/>
-    <w:link w:val="Heading6"/>
+  <w:style w:type="character" w:customStyle="1" w:styleId="60">
+    <w:name w:val="Заголовок 6 Знак"/>
+    <w:basedOn w:val="a0"/>
+    <w:link w:val="6"/>
     <w:uiPriority w:val="9"/>
     <w:semiHidden/>
     <w:rsid w:val="00945080"/>
@@ -1591,10 +1714,10 @@
       <w:color w:val="595959" w:themeColor="text1" w:themeTint="A6"/>
     </w:rPr>
   </w:style>
-  <w:style w:type="character" w:customStyle="1" w:styleId="Heading7Char">
-    <w:name w:val="Heading 7 Char"/>
-    <w:basedOn w:val="DefaultParagraphFont"/>
-    <w:link w:val="Heading7"/>
+  <w:style w:type="character" w:customStyle="1" w:styleId="70">
+    <w:name w:val="Заголовок 7 Знак"/>
+    <w:basedOn w:val="a0"/>
+    <w:link w:val="7"/>
     <w:uiPriority w:val="9"/>
     <w:semiHidden/>
     <w:rsid w:val="00945080"/>
@@ -1603,10 +1726,10 @@
       <w:color w:val="595959" w:themeColor="text1" w:themeTint="A6"/>
     </w:rPr>
   </w:style>
-  <w:style w:type="character" w:customStyle="1" w:styleId="Heading8Char">
-    <w:name w:val="Heading 8 Char"/>
-    <w:basedOn w:val="DefaultParagraphFont"/>
-    <w:link w:val="Heading8"/>
+  <w:style w:type="character" w:customStyle="1" w:styleId="80">
+    <w:name w:val="Заголовок 8 Знак"/>
+    <w:basedOn w:val="a0"/>
+    <w:link w:val="8"/>
     <w:uiPriority w:val="9"/>
     <w:semiHidden/>
     <w:rsid w:val="00945080"/>
@@ -1617,10 +1740,10 @@
       <w:color w:val="272727" w:themeColor="text1" w:themeTint="D8"/>
     </w:rPr>
   </w:style>
-  <w:style w:type="character" w:customStyle="1" w:styleId="Heading9Char">
-    <w:name w:val="Heading 9 Char"/>
-    <w:basedOn w:val="DefaultParagraphFont"/>
-    <w:link w:val="Heading9"/>
+  <w:style w:type="character" w:customStyle="1" w:styleId="90">
+    <w:name w:val="Заголовок 9 Знак"/>
+    <w:basedOn w:val="a0"/>
+    <w:link w:val="9"/>
     <w:uiPriority w:val="9"/>
     <w:semiHidden/>
     <w:rsid w:val="00945080"/>
@@ -1629,11 +1752,11 @@
       <w:color w:val="272727" w:themeColor="text1" w:themeTint="D8"/>
     </w:rPr>
   </w:style>
-  <w:style w:type="paragraph" w:styleId="Title">
+  <w:style w:type="paragraph" w:styleId="ae">
     <w:name w:val="Title"/>
-    <w:basedOn w:val="Normal"/>
-    <w:next w:val="Normal"/>
-    <w:link w:val="TitleChar"/>
+    <w:basedOn w:val="a"/>
+    <w:next w:val="a"/>
+    <w:link w:val="af"/>
     <w:uiPriority w:val="10"/>
     <w:qFormat/>
     <w:rsid w:val="00945080"/>
@@ -1649,10 +1772,10 @@
       <w:szCs w:val="56"/>
     </w:rPr>
   </w:style>
-  <w:style w:type="character" w:customStyle="1" w:styleId="TitleChar">
-    <w:name w:val="Title Char"/>
-    <w:basedOn w:val="DefaultParagraphFont"/>
-    <w:link w:val="Title"/>
+  <w:style w:type="character" w:customStyle="1" w:styleId="af">
+    <w:name w:val="Заголовок Знак"/>
+    <w:basedOn w:val="a0"/>
+    <w:link w:val="ae"/>
     <w:uiPriority w:val="10"/>
     <w:rsid w:val="00945080"/>
     <w:rPr>
@@ -1663,11 +1786,11 @@
       <w:szCs w:val="56"/>
     </w:rPr>
   </w:style>
-  <w:style w:type="paragraph" w:styleId="Subtitle">
+  <w:style w:type="paragraph" w:styleId="af0">
     <w:name w:val="Subtitle"/>
-    <w:basedOn w:val="Normal"/>
-    <w:next w:val="Normal"/>
-    <w:link w:val="SubtitleChar"/>
+    <w:basedOn w:val="a"/>
+    <w:next w:val="a"/>
+    <w:link w:val="af1"/>
     <w:uiPriority w:val="11"/>
     <w:qFormat/>
     <w:rsid w:val="00945080"/>
@@ -1684,10 +1807,10 @@
       <w:szCs w:val="28"/>
     </w:rPr>
   </w:style>
-  <w:style w:type="character" w:customStyle="1" w:styleId="SubtitleChar">
-    <w:name w:val="Subtitle Char"/>
-    <w:basedOn w:val="DefaultParagraphFont"/>
-    <w:link w:val="Subtitle"/>
+  <w:style w:type="character" w:customStyle="1" w:styleId="af1">
+    <w:name w:val="Подзаголовок Знак"/>
+    <w:basedOn w:val="a0"/>
+    <w:link w:val="af0"/>
     <w:uiPriority w:val="11"/>
     <w:rsid w:val="00945080"/>
     <w:rPr>
@@ -1698,11 +1821,11 @@
       <w:szCs w:val="28"/>
     </w:rPr>
   </w:style>
-  <w:style w:type="paragraph" w:styleId="Quote">
+  <w:style w:type="paragraph" w:styleId="23">
     <w:name w:val="Quote"/>
-    <w:basedOn w:val="Normal"/>
-    <w:next w:val="Normal"/>
-    <w:link w:val="QuoteChar"/>
+    <w:basedOn w:val="a"/>
+    <w:next w:val="a"/>
+    <w:link w:val="24"/>
     <w:uiPriority w:val="29"/>
     <w:qFormat/>
     <w:rsid w:val="00945080"/>
@@ -1716,10 +1839,10 @@
       <w:color w:val="404040" w:themeColor="text1" w:themeTint="BF"/>
     </w:rPr>
   </w:style>
-  <w:style w:type="character" w:customStyle="1" w:styleId="QuoteChar">
-    <w:name w:val="Quote Char"/>
-    <w:basedOn w:val="DefaultParagraphFont"/>
-    <w:link w:val="Quote"/>
+  <w:style w:type="character" w:customStyle="1" w:styleId="24">
+    <w:name w:val="Цитата 2 Знак"/>
+    <w:basedOn w:val="a0"/>
+    <w:link w:val="23"/>
     <w:uiPriority w:val="29"/>
     <w:rsid w:val="00945080"/>
     <w:rPr>
@@ -1728,9 +1851,9 @@
       <w:color w:val="404040" w:themeColor="text1" w:themeTint="BF"/>
     </w:rPr>
   </w:style>
-  <w:style w:type="paragraph" w:styleId="ListParagraph">
+  <w:style w:type="paragraph" w:styleId="af2">
     <w:name w:val="List Paragraph"/>
-    <w:basedOn w:val="Normal"/>
+    <w:basedOn w:val="a"/>
     <w:uiPriority w:val="34"/>
     <w:qFormat/>
     <w:rsid w:val="00945080"/>
@@ -1739,9 +1862,9 @@
       <w:contextualSpacing/>
     </w:pPr>
   </w:style>
-  <w:style w:type="character" w:styleId="IntenseEmphasis">
+  <w:style w:type="character" w:styleId="af3">
     <w:name w:val="Intense Emphasis"/>
-    <w:basedOn w:val="DefaultParagraphFont"/>
+    <w:basedOn w:val="a0"/>
     <w:uiPriority w:val="21"/>
     <w:qFormat/>
     <w:rsid w:val="00945080"/>
@@ -1751,11 +1874,11 @@
       <w:color w:val="0F4761" w:themeColor="accent1" w:themeShade="BF"/>
     </w:rPr>
   </w:style>
-  <w:style w:type="paragraph" w:styleId="IntenseQuote">
+  <w:style w:type="paragraph" w:styleId="af4">
     <w:name w:val="Intense Quote"/>
-    <w:basedOn w:val="Normal"/>
-    <w:next w:val="Normal"/>
-    <w:link w:val="IntenseQuoteChar"/>
+    <w:basedOn w:val="a"/>
+    <w:next w:val="a"/>
+    <w:link w:val="af5"/>
     <w:uiPriority w:val="30"/>
     <w:qFormat/>
     <w:rsid w:val="00945080"/>
@@ -1774,10 +1897,10 @@
       <w:color w:val="0F4761" w:themeColor="accent1" w:themeShade="BF"/>
     </w:rPr>
   </w:style>
-  <w:style w:type="character" w:customStyle="1" w:styleId="IntenseQuoteChar">
-    <w:name w:val="Intense Quote Char"/>
-    <w:basedOn w:val="DefaultParagraphFont"/>
-    <w:link w:val="IntenseQuote"/>
+  <w:style w:type="character" w:customStyle="1" w:styleId="af5">
+    <w:name w:val="Выделенная цитата Знак"/>
+    <w:basedOn w:val="a0"/>
+    <w:link w:val="af4"/>
     <w:uiPriority w:val="30"/>
     <w:rsid w:val="00945080"/>
     <w:rPr>
@@ -1786,9 +1909,9 @@
       <w:color w:val="0F4761" w:themeColor="accent1" w:themeShade="BF"/>
     </w:rPr>
   </w:style>
-  <w:style w:type="character" w:styleId="IntenseReference">
+  <w:style w:type="character" w:styleId="af6">
     <w:name w:val="Intense Reference"/>
-    <w:basedOn w:val="DefaultParagraphFont"/>
+    <w:basedOn w:val="a0"/>
     <w:uiPriority w:val="32"/>
     <w:qFormat/>
     <w:rsid w:val="00945080"/>
@@ -1798,6 +1921,37 @@
       <w:smallCaps/>
       <w:color w:val="0F4761" w:themeColor="accent1" w:themeShade="BF"/>
       <w:spacing w:val="5"/>
+    </w:rPr>
+  </w:style>
+  <w:style w:type="paragraph" w:customStyle="1" w:styleId="af7">
+    <w:name w:val="Картинка"/>
+    <w:basedOn w:val="a5"/>
+    <w:next w:val="a5"/>
+    <w:link w:val="af8"/>
+    <w:qFormat/>
+    <w:rsid w:val="00D33715"/>
+    <w:pPr>
+      <w:ind w:firstLine="0"/>
+      <w:jc w:val="center"/>
+    </w:pPr>
+    <w:rPr>
+      <w:noProof/>
+      <w:lang w:val="en-US"/>
+    </w:rPr>
+  </w:style>
+  <w:style w:type="character" w:customStyle="1" w:styleId="af8">
+    <w:name w:val="Картинка Знак"/>
+    <w:basedOn w:val="a6"/>
+    <w:link w:val="af7"/>
+    <w:rsid w:val="00D33715"/>
+    <w:rPr>
+      <w:rFonts w:ascii="Times New Roman" w:hAnsi="Times New Roman" w:cs="Times New Roman"/>
+      <w:noProof/>
+      <w:kern w:val="0"/>
+      <w:sz w:val="28"/>
+      <w:szCs w:val="28"/>
+      <w:lang w:val="en-US"/>
+      <w14:ligatures w14:val="none"/>
     </w:rPr>
   </w:style>
 </w:styles>
